--- a/Documents/24DIT021_AWDF_P8.docx
+++ b/Documents/24DIT021_AWDF_P8.docx
@@ -4,23 +4,34 @@
   <w:body>
     <w:p>
       <w:pPr>
-        <w:spacing w:after="80"/>
+        <w:spacing w:before="240" w:after="60"/>
+        <w:jc w:val="center"/>
       </w:pPr>
       <w:r>
         <w:rPr>
+          <w:rFonts w:ascii="Times New Roman" w:hAnsi="Times New Roman"/>
           <w:b/>
-          <w:sz w:val="64"/>
+          <w:i w:val="0"/>
+          <w:color w:val="0F172A"/>
+          <w:sz w:val="44"/>
+          <w:rFonts w:ascii="Times New Roman" w:hAnsi="Times New Roman" w:cs="Times New Roman"/>
         </w:rPr>
         <w:t>PRACTICAL 8</w:t>
       </w:r>
     </w:p>
     <w:p>
       <w:pPr>
-        <w:spacing w:after="40"/>
+        <w:spacing w:after="60"/>
+        <w:jc w:val="center"/>
       </w:pPr>
       <w:r>
         <w:rPr>
-          <w:sz w:val="24"/>
+          <w:rFonts w:ascii="Times New Roman" w:hAnsi="Times New Roman"/>
+          <w:b/>
+          <w:i w:val="0"/>
+          <w:color w:val="1E293B"/>
+          <w:sz w:val="32"/>
+          <w:rFonts w:ascii="Times New Roman" w:hAnsi="Times New Roman" w:cs="Times New Roman"/>
         </w:rPr>
         <w:t>Performance Optimization and Lazy Loading in React</w:t>
       </w:r>
@@ -28,10 +39,16 @@
     <w:p>
       <w:pPr>
         <w:spacing w:after="40"/>
+        <w:jc w:val="center"/>
       </w:pPr>
       <w:r>
         <w:rPr>
+          <w:rFonts w:ascii="Times New Roman" w:hAnsi="Times New Roman"/>
+          <w:b/>
+          <w:i w:val="0"/>
+          <w:color w:val="334155"/>
           <w:sz w:val="24"/>
+          <w:rFonts w:ascii="Times New Roman" w:hAnsi="Times New Roman" w:cs="Times New Roman"/>
         </w:rPr>
         <w:t>Roll No:- 24DIT021</w:t>
       </w:r>
@@ -39,10 +56,16 @@
     <w:p>
       <w:pPr>
         <w:spacing w:after="40"/>
+        <w:jc w:val="center"/>
       </w:pPr>
       <w:r>
         <w:rPr>
-          <w:sz w:val="24"/>
+          <w:rFonts w:ascii="Times New Roman" w:hAnsi="Times New Roman"/>
+          <w:b w:val="0"/>
+          <w:i w:val="0"/>
+          <w:color w:val="334155"/>
+          <w:sz w:val="22"/>
+          <w:rFonts w:ascii="Times New Roman" w:hAnsi="Times New Roman" w:cs="Times New Roman"/>
         </w:rPr>
         <w:t>Subject: Advanced Web Development Frameworks (ITUE301)</w:t>
       </w:r>
@@ -50,10 +73,16 @@
     <w:p>
       <w:pPr>
         <w:spacing w:after="40"/>
+        <w:jc w:val="center"/>
       </w:pPr>
       <w:r>
         <w:rPr>
-          <w:sz w:val="24"/>
+          <w:rFonts w:ascii="Times New Roman" w:hAnsi="Times New Roman"/>
+          <w:b w:val="0"/>
+          <w:i w:val="0"/>
+          <w:color w:val="334155"/>
+          <w:sz w:val="22"/>
+          <w:rFonts w:ascii="Times New Roman" w:hAnsi="Times New Roman" w:cs="Times New Roman"/>
         </w:rPr>
         <w:t>Semester: 5th Semester B.Tech Information Technology</w:t>
       </w:r>
@@ -61,357 +90,541 @@
     <w:p>
       <w:pPr>
         <w:spacing w:after="40"/>
+        <w:jc w:val="center"/>
       </w:pPr>
       <w:r>
         <w:rPr>
-          <w:sz w:val="24"/>
+          <w:rFonts w:ascii="Times New Roman" w:hAnsi="Times New Roman"/>
+          <w:b w:val="0"/>
+          <w:i w:val="0"/>
+          <w:color w:val="334155"/>
+          <w:sz w:val="22"/>
+          <w:rFonts w:ascii="Times New Roman" w:hAnsi="Times New Roman" w:cs="Times New Roman"/>
         </w:rPr>
         <w:t>Faculty of Technology and Engineering, CHARUSAT</w:t>
       </w:r>
     </w:p>
     <w:p>
       <w:pPr>
-        <w:spacing w:after="160"/>
+        <w:spacing w:after="120"/>
       </w:pPr>
     </w:p>
     <w:p>
       <w:pPr>
-        <w:spacing w:before="280" w:after="120"/>
+        <w:spacing w:before="240" w:after="80"/>
       </w:pPr>
       <w:r>
         <w:rPr>
+          <w:rFonts w:ascii="Times New Roman" w:hAnsi="Times New Roman"/>
           <w:b/>
-          <w:sz w:val="40"/>
+          <w:i w:val="0"/>
+          <w:color w:val="0F172A"/>
+          <w:sz w:val="32"/>
+          <w:rFonts w:ascii="Times New Roman" w:hAnsi="Times New Roman" w:cs="Times New Roman"/>
         </w:rPr>
         <w:t>1. Problem Statement</w:t>
       </w:r>
     </w:p>
     <w:p>
       <w:pPr>
-        <w:spacing w:after="120" w:line="276" w:lineRule="auto"/>
+        <w:spacing w:after="80" w:line="276" w:lineRule="auto"/>
       </w:pPr>
       <w:r>
         <w:rPr>
+          <w:rFonts w:ascii="Times New Roman" w:hAnsi="Times New Roman"/>
+          <w:b w:val="0"/>
+          <w:i w:val="0"/>
+          <w:color w:val="1E293B"/>
           <w:sz w:val="22"/>
+          <w:rFonts w:ascii="Times New Roman" w:hAnsi="Times New Roman" w:cs="Times New Roman"/>
         </w:rPr>
         <w:t>Optimize the React frontend bundle by implementing route-based and component-based code splitting using React.lazy() and Suspense. Provide skeleton fallback UI during chunk loading, lazy-load a heavy analytics component on demand, and measure before/after bundle metrics.</w:t>
       </w:r>
     </w:p>
     <w:p>
       <w:pPr>
-        <w:spacing w:before="280" w:after="120"/>
+        <w:spacing w:before="240" w:after="80"/>
       </w:pPr>
       <w:r>
         <w:rPr>
+          <w:rFonts w:ascii="Times New Roman" w:hAnsi="Times New Roman"/>
           <w:b/>
-          <w:sz w:val="40"/>
+          <w:i w:val="0"/>
+          <w:color w:val="0F172A"/>
+          <w:sz w:val="32"/>
+          <w:rFonts w:ascii="Times New Roman" w:hAnsi="Times New Roman" w:cs="Times New Roman"/>
         </w:rPr>
         <w:t>2. Objective</w:t>
       </w:r>
     </w:p>
     <w:p>
       <w:pPr>
-        <w:spacing w:after="120" w:line="276" w:lineRule="auto"/>
+        <w:spacing w:after="80" w:line="276" w:lineRule="auto"/>
       </w:pPr>
       <w:r>
         <w:rPr>
+          <w:rFonts w:ascii="Times New Roman" w:hAnsi="Times New Roman"/>
+          <w:b w:val="0"/>
+          <w:i w:val="0"/>
+          <w:color w:val="1E293B"/>
           <w:sz w:val="22"/>
+          <w:rFonts w:ascii="Times New Roman" w:hAnsi="Times New Roman" w:cs="Times New Roman"/>
         </w:rPr>
         <w:t>To improve web application performance, reduce initial bundle size, and accelerate First Contentful Paint (FCP) using dynamic imports.</w:t>
       </w:r>
     </w:p>
     <w:p>
       <w:pPr>
-        <w:spacing w:before="280" w:after="120"/>
+        <w:spacing w:before="240" w:after="80"/>
       </w:pPr>
       <w:r>
         <w:rPr>
+          <w:rFonts w:ascii="Times New Roman" w:hAnsi="Times New Roman"/>
           <w:b/>
-          <w:sz w:val="40"/>
+          <w:i w:val="0"/>
+          <w:color w:val="0F172A"/>
+          <w:sz w:val="32"/>
+          <w:rFonts w:ascii="Times New Roman" w:hAnsi="Times New Roman" w:cs="Times New Roman"/>
         </w:rPr>
         <w:t>3. Theory / Concepts Used</w:t>
       </w:r>
     </w:p>
     <w:p>
       <w:pPr>
-        <w:pStyle w:val="ListParagraph"/>
+        <w:pStyle w:val="ListBullet"/>
         <w:spacing w:after="60" w:line="276" w:lineRule="auto"/>
       </w:pPr>
       <w:r>
         <w:rPr>
+          <w:rFonts w:ascii="Times New Roman" w:hAnsi="Times New Roman"/>
+          <w:b w:val="0"/>
+          <w:i w:val="0"/>
+          <w:color w:val="1E293B"/>
           <w:sz w:val="22"/>
+          <w:rFonts w:ascii="Times New Roman" w:hAnsi="Times New Roman" w:cs="Times New Roman"/>
         </w:rPr>
         <w:t>Code splitting divides monolithic JavaScript bundles into discrete chunks loaded on demand when specific routes or components are visited.</w:t>
       </w:r>
     </w:p>
     <w:p>
       <w:pPr>
-        <w:pStyle w:val="ListParagraph"/>
+        <w:pStyle w:val="ListBullet"/>
         <w:spacing w:after="60" w:line="276" w:lineRule="auto"/>
       </w:pPr>
       <w:r>
         <w:rPr>
+          <w:rFonts w:ascii="Times New Roman" w:hAnsi="Times New Roman"/>
+          <w:b w:val="0"/>
+          <w:i w:val="0"/>
+          <w:color w:val="1E293B"/>
           <w:sz w:val="22"/>
+          <w:rFonts w:ascii="Times New Roman" w:hAnsi="Times New Roman" w:cs="Times New Roman"/>
         </w:rPr>
         <w:t>React.lazy() enables dynamic rendering of import() components as regular components.</w:t>
       </w:r>
     </w:p>
     <w:p>
       <w:pPr>
-        <w:pStyle w:val="ListParagraph"/>
+        <w:pStyle w:val="ListBullet"/>
         <w:spacing w:after="60" w:line="276" w:lineRule="auto"/>
       </w:pPr>
       <w:r>
         <w:rPr>
+          <w:rFonts w:ascii="Times New Roman" w:hAnsi="Times New Roman"/>
+          <w:b w:val="0"/>
+          <w:i w:val="0"/>
+          <w:color w:val="1E293B"/>
           <w:sz w:val="22"/>
+          <w:rFonts w:ascii="Times New Roman" w:hAnsi="Times New Roman" w:cs="Times New Roman"/>
         </w:rPr>
         <w:t>Suspense specifies a fallback loading indicator (such as a skeleton UI) while the browser downloads the lazy chunk.</w:t>
       </w:r>
     </w:p>
     <w:p>
       <w:pPr>
-        <w:pStyle w:val="ListParagraph"/>
+        <w:pStyle w:val="ListBullet"/>
         <w:spacing w:after="60" w:line="276" w:lineRule="auto"/>
       </w:pPr>
       <w:r>
         <w:rPr>
+          <w:rFonts w:ascii="Times New Roman" w:hAnsi="Times New Roman"/>
+          <w:b w:val="0"/>
+          <w:i w:val="0"/>
+          <w:color w:val="1E293B"/>
           <w:sz w:val="22"/>
+          <w:rFonts w:ascii="Times New Roman" w:hAnsi="Times New Roman" w:cs="Times New Roman"/>
         </w:rPr>
         <w:t>Route-level splitting prevents downloading unused pages during the initial page visit.</w:t>
       </w:r>
     </w:p>
     <w:p>
       <w:pPr>
-        <w:pStyle w:val="ListParagraph"/>
+        <w:pStyle w:val="ListBullet"/>
         <w:spacing w:after="60" w:line="276" w:lineRule="auto"/>
       </w:pPr>
       <w:r>
         <w:rPr>
+          <w:rFonts w:ascii="Times New Roman" w:hAnsi="Times New Roman"/>
+          <w:b w:val="0"/>
+          <w:i w:val="0"/>
+          <w:color w:val="1E293B"/>
           <w:sz w:val="22"/>
+          <w:rFonts w:ascii="Times New Roman" w:hAnsi="Times New Roman" w:cs="Times New Roman"/>
         </w:rPr>
         <w:t>Perceived performance increases significantly because the main thread parses a much smaller initial script payload.</w:t>
       </w:r>
     </w:p>
     <w:p>
       <w:pPr>
-        <w:spacing w:before="280" w:after="120"/>
+        <w:spacing w:before="240" w:after="80"/>
       </w:pPr>
       <w:r>
         <w:rPr>
+          <w:rFonts w:ascii="Times New Roman" w:hAnsi="Times New Roman"/>
           <w:b/>
-          <w:sz w:val="40"/>
+          <w:i w:val="0"/>
+          <w:color w:val="0F172A"/>
+          <w:sz w:val="32"/>
+          <w:rFonts w:ascii="Times New Roman" w:hAnsi="Times New Roman" w:cs="Times New Roman"/>
         </w:rPr>
         <w:t>4. Solution Approach</w:t>
       </w:r>
     </w:p>
     <w:p>
       <w:pPr>
-        <w:pStyle w:val="ListParagraph"/>
+        <w:pStyle w:val="ListNumber"/>
         <w:spacing w:after="60" w:line="276" w:lineRule="auto"/>
       </w:pPr>
       <w:r>
         <w:rPr>
+          <w:rFonts w:ascii="Times New Roman" w:hAnsi="Times New Roman"/>
+          <w:b w:val="0"/>
+          <w:i w:val="0"/>
+          <w:color w:val="1E293B"/>
           <w:sz w:val="22"/>
+          <w:rFonts w:ascii="Times New Roman" w:hAnsi="Times New Roman" w:cs="Times New Roman"/>
         </w:rPr>
         <w:t>Measure monolithic baseline bundle size using npm run build.</w:t>
       </w:r>
     </w:p>
     <w:p>
       <w:pPr>
-        <w:pStyle w:val="ListParagraph"/>
+        <w:pStyle w:val="ListNumber"/>
         <w:spacing w:after="60" w:line="276" w:lineRule="auto"/>
       </w:pPr>
       <w:r>
         <w:rPr>
+          <w:rFonts w:ascii="Times New Roman" w:hAnsi="Times New Roman"/>
+          <w:b w:val="0"/>
+          <w:i w:val="0"/>
+          <w:color w:val="1E293B"/>
           <w:sz w:val="22"/>
+          <w:rFonts w:ascii="Times New Roman" w:hAnsi="Times New Roman" w:cs="Times New Roman"/>
         </w:rPr>
         <w:t>Convert static route imports in App.jsx to React.lazy(() =&gt; import(...)).</w:t>
       </w:r>
     </w:p>
     <w:p>
       <w:pPr>
-        <w:pStyle w:val="ListParagraph"/>
+        <w:pStyle w:val="ListNumber"/>
         <w:spacing w:after="60" w:line="276" w:lineRule="auto"/>
       </w:pPr>
       <w:r>
         <w:rPr>
+          <w:rFonts w:ascii="Times New Roman" w:hAnsi="Times New Roman"/>
+          <w:b w:val="0"/>
+          <w:i w:val="0"/>
+          <w:color w:val="1E293B"/>
           <w:sz w:val="22"/>
+          <w:rFonts w:ascii="Times New Roman" w:hAnsi="Times New Roman" w:cs="Times New Roman"/>
         </w:rPr>
         <w:t>Wrap the &lt;Routes&gt; hierarchy in a &lt;Suspense fallback={&lt;LazyFallback /&gt;}&gt; boundary.</w:t>
       </w:r>
     </w:p>
     <w:p>
       <w:pPr>
-        <w:pStyle w:val="ListParagraph"/>
+        <w:pStyle w:val="ListNumber"/>
         <w:spacing w:after="60" w:line="276" w:lineRule="auto"/>
       </w:pPr>
       <w:r>
         <w:rPr>
+          <w:rFonts w:ascii="Times New Roman" w:hAnsi="Times New Roman"/>
+          <w:b w:val="0"/>
+          <w:i w:val="0"/>
+          <w:color w:val="1E293B"/>
           <w:sz w:val="22"/>
+          <w:rFonts w:ascii="Times New Roman" w:hAnsi="Times New Roman" w:cs="Times New Roman"/>
         </w:rPr>
         <w:t>Code-split the heavy TaskAnalytics chart widget, loading it only when toggled.</w:t>
       </w:r>
     </w:p>
     <w:p>
       <w:pPr>
-        <w:pStyle w:val="ListParagraph"/>
+        <w:pStyle w:val="ListNumber"/>
         <w:spacing w:after="60" w:line="276" w:lineRule="auto"/>
       </w:pPr>
       <w:r>
         <w:rPr>
+          <w:rFonts w:ascii="Times New Roman" w:hAnsi="Times New Roman"/>
+          <w:b w:val="0"/>
+          <w:i w:val="0"/>
+          <w:color w:val="1E293B"/>
           <w:sz w:val="22"/>
+          <w:rFonts w:ascii="Times New Roman" w:hAnsi="Times New Roman" w:cs="Times New Roman"/>
         </w:rPr>
         <w:t>Verify discrete chunk generation (.js files for Tasks, Projects, Contact, Analytics) via Vite build output.</w:t>
       </w:r>
     </w:p>
     <w:p>
       <w:pPr>
-        <w:pStyle w:val="ListParagraph"/>
+        <w:pStyle w:val="ListNumber"/>
         <w:spacing w:after="60" w:line="276" w:lineRule="auto"/>
       </w:pPr>
       <w:r>
         <w:rPr>
+          <w:rFonts w:ascii="Times New Roman" w:hAnsi="Times New Roman"/>
+          <w:b w:val="0"/>
+          <w:i w:val="0"/>
+          <w:color w:val="1E293B"/>
           <w:sz w:val="22"/>
+          <w:rFonts w:ascii="Times New Roman" w:hAnsi="Times New Roman" w:cs="Times New Roman"/>
         </w:rPr>
         <w:t>Record before/after bundle sizes and performance metrics in an evaluation table.</w:t>
       </w:r>
     </w:p>
     <w:p>
       <w:pPr>
-        <w:spacing w:before="280" w:after="120"/>
+        <w:spacing w:before="240" w:after="80"/>
       </w:pPr>
       <w:r>
         <w:rPr>
+          <w:rFonts w:ascii="Times New Roman" w:hAnsi="Times New Roman"/>
           <w:b/>
-          <w:sz w:val="40"/>
+          <w:i w:val="0"/>
+          <w:color w:val="0F172A"/>
+          <w:sz w:val="32"/>
+          <w:rFonts w:ascii="Times New Roman" w:hAnsi="Times New Roman" w:cs="Times New Roman"/>
         </w:rPr>
         <w:t>5. Architecture and Workflow Diagram</w:t>
       </w:r>
     </w:p>
+    <w:tbl>
+      <w:tblPr>
+        <w:tblW w:type="auto" w:w="0"/>
+        <w:jc w:val="center"/>
+        <w:tblLayout w:type="fixed"/>
+        <w:tblLook w:firstColumn="1" w:firstRow="1" w:lastColumn="0" w:lastRow="0" w:noHBand="0" w:noVBand="1" w:val="04A0"/>
+      </w:tblPr>
+      <w:tblGrid>
+        <w:gridCol w:w="10080"/>
+      </w:tblGrid>
+      <w:tr>
+        <w:tc>
+          <w:tcPr>
+            <w:tcW w:type="dxa" w:w="9792"/>
+            <w:shd w:fill="F8FAFC"/>
+            <w:tcBorders>
+              <w:top w:val="single" w:sz="4" w:space="0" w:color="E2E8F0"/>
+              <w:left w:val="single" w:sz="12" w:space="0" w:color="3B82F6"/>
+              <w:bottom w:val="single" w:sz="4" w:space="0" w:color="E2E8F0"/>
+              <w:right w:val="single" w:sz="4" w:space="0" w:color="E2E8F0"/>
+            </w:tcBorders>
+            <w:tcMar>
+              <w:top w:w="120" w:type="dxa"/>
+              <w:bottom w:w="120" w:type="dxa"/>
+              <w:left w:w="160" w:type="dxa"/>
+              <w:right w:w="160" w:type="dxa"/>
+            </w:tcMar>
+          </w:tcPr>
+          <w:p>
+            <w:pPr>
+              <w:spacing w:before="40" w:after="40" w:line="252" w:lineRule="auto"/>
+            </w:pPr>
+            <w:r>
+              <w:rPr>
+                <w:rFonts w:ascii="Consolas" w:hAnsi="Consolas"/>
+                <w:b w:val="0"/>
+                <w:i w:val="0"/>
+                <w:color w:val="1E293B"/>
+                <w:sz w:val="18"/>
+                <w:rFonts w:ascii="Consolas" w:hAnsi="Consolas" w:cs="Consolas"/>
+              </w:rPr>
+              <w:t>Before Optimization (Monolithic Single Bundle):</w:t>
+              <w:br/>
+              <w:t xml:space="preserve">  main.bundle.js (~272 kB) ────────► [Home][Tasks][Projects][Contact][Auth] all loaded upfront</w:t>
+              <w:br/>
+              <w:br/>
+              <w:t>After Optimization (Route Code Splitting via React.lazy &amp; Suspense):</w:t>
+              <w:br/>
+              <w:t xml:space="preserve">  index-shell.js   (243 kB) ──► Loads instantly on first visit</w:t>
+              <w:br/>
+              <w:t xml:space="preserve">  Tasks-chunk.js   (14.7 kB) ──► Loaded ONLY when user navigates to /tasks</w:t>
+              <w:br/>
+              <w:t xml:space="preserve">  Projects-chunk.js (4.7 kB) ──► Loaded ONLY when user navigates to /projects</w:t>
+              <w:br/>
+              <w:t xml:space="preserve">  Analytics-chunk.js(3.4 kB) ──► Loaded ONLY when user toggles analytics widget</w:t>
+            </w:r>
+          </w:p>
+        </w:tc>
+      </w:tr>
+    </w:tbl>
     <w:p>
       <w:pPr>
-        <w:spacing w:before="80" w:after="120"/>
-        <w:ind w:left="288"/>
+        <w:spacing w:after="80"/>
+      </w:pPr>
+    </w:p>
+    <w:p>
+      <w:pPr>
+        <w:spacing w:before="240" w:after="80"/>
       </w:pPr>
       <w:r>
         <w:rPr>
-          <w:rFonts w:ascii="Consolas" w:hAnsi="Consolas"/>
-          <w:color w:val="1E293B"/>
-          <w:sz w:val="19"/>
-        </w:rPr>
-        <w:t>Before Optimization (Monolithic Single Bundle):</w:t>
-        <w:br/>
-        <w:t xml:space="preserve">  main.bundle.js (~272 kB) ────────► [Home][Tasks][Projects][Contact][Auth] all loaded upfront</w:t>
-        <w:br/>
-        <w:br/>
-        <w:t>After Optimization (Route Code Splitting via React.lazy &amp; Suspense):</w:t>
-        <w:br/>
-        <w:t xml:space="preserve">  index-shell.js   (243 kB) ──► Loads instantly on first visit</w:t>
-        <w:br/>
-        <w:t xml:space="preserve">  Tasks-chunk.js   (14.7 kB) ──► Loaded ONLY when user navigates to /tasks</w:t>
-        <w:br/>
-        <w:t xml:space="preserve">  Projects-chunk.js (4.7 kB) ──► Loaded ONLY when user navigates to /projects</w:t>
-        <w:br/>
-        <w:t xml:space="preserve">  Analytics-chunk.js(3.4 kB) ──► Loaded ONLY when user toggles analytics widget</w:t>
-      </w:r>
-    </w:p>
-    <w:p>
-      <w:pPr>
-        <w:spacing w:before="280" w:after="120"/>
-      </w:pPr>
-      <w:r>
-        <w:rPr>
+          <w:rFonts w:ascii="Times New Roman" w:hAnsi="Times New Roman"/>
           <w:b/>
-          <w:sz w:val="40"/>
+          <w:i w:val="0"/>
+          <w:color w:val="0F172A"/>
+          <w:sz w:val="32"/>
+          <w:rFonts w:ascii="Times New Roman" w:hAnsi="Times New Roman" w:cs="Times New Roman"/>
         </w:rPr>
         <w:t>6. Key Implementation Code Snippets</w:t>
       </w:r>
     </w:p>
     <w:p>
       <w:pPr>
-        <w:spacing w:before="200" w:after="80"/>
+        <w:spacing w:before="160" w:after="40"/>
       </w:pPr>
       <w:r>
         <w:rPr>
+          <w:rFonts w:ascii="Times New Roman" w:hAnsi="Times New Roman"/>
           <w:b/>
-          <w:sz w:val="28"/>
+          <w:i w:val="0"/>
+          <w:color w:val="1E293B"/>
+          <w:sz w:val="24"/>
+          <w:rFonts w:ascii="Times New Roman" w:hAnsi="Times New Roman" w:cs="Times New Roman"/>
         </w:rPr>
         <w:t>Source File: portfolio/src/App.jsx</w:t>
       </w:r>
     </w:p>
+    <w:tbl>
+      <w:tblPr>
+        <w:tblW w:type="auto" w:w="0"/>
+        <w:jc w:val="center"/>
+        <w:tblLayout w:type="fixed"/>
+        <w:tblLook w:firstColumn="1" w:firstRow="1" w:lastColumn="0" w:lastRow="0" w:noHBand="0" w:noVBand="1" w:val="04A0"/>
+      </w:tblPr>
+      <w:tblGrid>
+        <w:gridCol w:w="10080"/>
+      </w:tblGrid>
+      <w:tr>
+        <w:tc>
+          <w:tcPr>
+            <w:tcW w:type="dxa" w:w="9792"/>
+            <w:shd w:fill="F8FAFC"/>
+            <w:tcBorders>
+              <w:top w:val="single" w:sz="4" w:space="0" w:color="E2E8F0"/>
+              <w:left w:val="single" w:sz="12" w:space="0" w:color="3B82F6"/>
+              <w:bottom w:val="single" w:sz="4" w:space="0" w:color="E2E8F0"/>
+              <w:right w:val="single" w:sz="4" w:space="0" w:color="E2E8F0"/>
+            </w:tcBorders>
+            <w:tcMar>
+              <w:top w:w="120" w:type="dxa"/>
+              <w:bottom w:w="120" w:type="dxa"/>
+              <w:left w:w="160" w:type="dxa"/>
+              <w:right w:w="160" w:type="dxa"/>
+            </w:tcMar>
+          </w:tcPr>
+          <w:p>
+            <w:pPr>
+              <w:spacing w:before="40" w:after="40" w:line="252" w:lineRule="auto"/>
+            </w:pPr>
+            <w:r>
+              <w:rPr>
+                <w:rFonts w:ascii="Consolas" w:hAnsi="Consolas"/>
+                <w:b w:val="0"/>
+                <w:i w:val="0"/>
+                <w:color w:val="1E293B"/>
+                <w:sz w:val="18"/>
+                <w:rFonts w:ascii="Consolas" w:hAnsi="Consolas" w:cs="Consolas"/>
+              </w:rPr>
+              <w:t>const Home = lazy(() =&gt; import('./pages/Home.jsx'));</w:t>
+              <w:br/>
+              <w:t>const Tasks = lazy(() =&gt; import('./pages/Tasks.jsx'));</w:t>
+              <w:br/>
+              <w:t>const Projects = lazy(() =&gt; import('./pages/Projects.jsx'));</w:t>
+              <w:br/>
+              <w:t>const Contact = lazy(() =&gt; import('./pages/Contact.jsx'));</w:t>
+              <w:br/>
+              <w:t>const Auth = lazy(() =&gt; import('./pages/Auth.jsx'));</w:t>
+              <w:br/>
+              <w:br/>
+              <w:t>&lt;Suspense fallback={&lt;LazyFallback pageTitle="Requested Page" /&gt;}&gt;</w:t>
+              <w:br/>
+              <w:t xml:space="preserve">  &lt;Routes&gt;</w:t>
+              <w:br/>
+              <w:t xml:space="preserve">    &lt;Route path="/" element={&lt;Home /&gt;} /&gt;</w:t>
+              <w:br/>
+              <w:t xml:space="preserve">    &lt;Route path="/tasks" element={&lt;Tasks /&gt;} /&gt;</w:t>
+              <w:br/>
+              <w:t xml:space="preserve">    &lt;Route path="/projects" element={&lt;Projects /&gt;} /&gt;</w:t>
+              <w:br/>
+              <w:t xml:space="preserve">    &lt;Route path="/contact" element={&lt;Contact /&gt;} /&gt;</w:t>
+              <w:br/>
+              <w:t xml:space="preserve">    &lt;Route path="/auth" element={&lt;Auth /&gt;} /&gt;</w:t>
+              <w:br/>
+              <w:t xml:space="preserve">  &lt;/Routes&gt;</w:t>
+              <w:br/>
+              <w:t>&lt;/Suspense&gt;</w:t>
+            </w:r>
+          </w:p>
+        </w:tc>
+      </w:tr>
+    </w:tbl>
     <w:p>
       <w:pPr>
-        <w:spacing w:before="80" w:after="120"/>
-        <w:ind w:left="288"/>
+        <w:spacing w:after="80"/>
+      </w:pPr>
+    </w:p>
+    <w:p>
+      <w:pPr>
+        <w:spacing w:before="240" w:after="80"/>
       </w:pPr>
       <w:r>
         <w:rPr>
-          <w:rFonts w:ascii="Consolas" w:hAnsi="Consolas"/>
-          <w:color w:val="1E293B"/>
-          <w:sz w:val="19"/>
-        </w:rPr>
-        <w:t>const Home = lazy(() =&gt; import('./pages/Home.jsx'));</w:t>
-        <w:br/>
-        <w:t>const Tasks = lazy(() =&gt; import('./pages/Tasks.jsx'));</w:t>
-        <w:br/>
-        <w:t>const Projects = lazy(() =&gt; import('./pages/Projects.jsx'));</w:t>
-        <w:br/>
-        <w:t>const Contact = lazy(() =&gt; import('./pages/Contact.jsx'));</w:t>
-        <w:br/>
-        <w:t>const Auth = lazy(() =&gt; import('./pages/Auth.jsx'));</w:t>
-        <w:br/>
-        <w:br/>
-        <w:t>&lt;Suspense fallback={&lt;LazyFallback pageTitle="Requested Page" /&gt;}&gt;</w:t>
-        <w:br/>
-        <w:t xml:space="preserve">  &lt;Routes&gt;</w:t>
-        <w:br/>
-        <w:t xml:space="preserve">    &lt;Route path="/" element={&lt;Home /&gt;} /&gt;</w:t>
-        <w:br/>
-        <w:t xml:space="preserve">    &lt;Route path="/tasks" element={&lt;Tasks /&gt;} /&gt;</w:t>
-        <w:br/>
-        <w:t xml:space="preserve">    &lt;Route path="/projects" element={&lt;Projects /&gt;} /&gt;</w:t>
-        <w:br/>
-        <w:t xml:space="preserve">    &lt;Route path="/contact" element={&lt;Contact /&gt;} /&gt;</w:t>
-        <w:br/>
-        <w:t xml:space="preserve">    &lt;Route path="/auth" element={&lt;Auth /&gt;} /&gt;</w:t>
-        <w:br/>
-        <w:t xml:space="preserve">  &lt;/Routes&gt;</w:t>
-        <w:br/>
-        <w:t>&lt;/Suspense&gt;</w:t>
-      </w:r>
-    </w:p>
-    <w:p>
-      <w:pPr>
-        <w:spacing w:before="280" w:after="120"/>
-      </w:pPr>
-      <w:r>
-        <w:rPr>
+          <w:rFonts w:ascii="Times New Roman" w:hAnsi="Times New Roman"/>
           <w:b/>
-          <w:sz w:val="40"/>
+          <w:i w:val="0"/>
+          <w:color w:val="0F172A"/>
+          <w:sz w:val="32"/>
+          <w:rFonts w:ascii="Times New Roman" w:hAnsi="Times New Roman" w:cs="Times New Roman"/>
         </w:rPr>
         <w:t>7. Practical Execution and Evidence</w:t>
       </w:r>
     </w:p>
     <w:p>
       <w:pPr>
-        <w:spacing w:after="120" w:line="276" w:lineRule="auto"/>
+        <w:spacing w:after="80" w:line="276" w:lineRule="auto"/>
       </w:pPr>
       <w:r>
         <w:rPr>
+          <w:rFonts w:ascii="Times New Roman" w:hAnsi="Times New Roman"/>
+          <w:b w:val="0"/>
+          <w:i w:val="0"/>
+          <w:color w:val="1E293B"/>
           <w:sz w:val="22"/>
+          <w:rFonts w:ascii="Times New Roman" w:hAnsi="Times New Roman" w:cs="Times New Roman"/>
         </w:rPr>
-        <w:t>The following screenshots demonstrate the verified execution, terminal logs, and live output of the implemented solution:</w:t>
+        <w:t>The following visual evidence records demonstrate the execution, terminal logs, and live output of the implemented practical:</w:t>
       </w:r>
     </w:p>
     <w:p>
       <w:pPr>
-        <w:spacing w:before="160" w:after="80"/>
+        <w:spacing w:before="160" w:after="60"/>
         <w:jc w:val="center"/>
       </w:pPr>
       <w:r>
         <w:drawing>
           <wp:inline xmlns:a="http://schemas.openxmlformats.org/drawingml/2006/main" xmlns:pic="http://schemas.openxmlformats.org/drawingml/2006/picture">
-            <wp:extent cx="5669280" cy="3401568"/>
+            <wp:extent cx="5486400" cy="3291840"/>
             <wp:docPr id="1" name="Picture 1"/>
             <wp:cNvGraphicFramePr>
               <a:graphicFrameLocks noChangeAspect="1"/>
@@ -424,7 +637,7 @@
                     <pic:cNvPicPr/>
                   </pic:nvPicPr>
                   <pic:blipFill>
-                    <a:blip r:embed="rId9"/>
+                    <a:blip r:embed="rId11"/>
                     <a:stretch>
                       <a:fillRect/>
                     </a:stretch>
@@ -432,7 +645,7 @@
                   <pic:spPr>
                     <a:xfrm>
                       <a:off x="0" y="0"/>
-                      <a:ext cx="5669280" cy="3401568"/>
+                      <a:ext cx="5486400" cy="3291840"/>
                     </a:xfrm>
                     <a:prstGeom prst="rect"/>
                   </pic:spPr>
@@ -445,86 +658,117 @@
     </w:p>
     <w:p>
       <w:pPr>
-        <w:spacing w:after="200"/>
+        <w:spacing w:after="160"/>
         <w:jc w:val="center"/>
       </w:pPr>
       <w:r>
         <w:rPr>
+          <w:rFonts w:ascii="Times New Roman" w:hAnsi="Times New Roman"/>
+          <w:b w:val="0"/>
           <w:i/>
-          <w:color w:val="64748B"/>
+          <w:color w:val="475569"/>
           <w:sz w:val="19"/>
+          <w:rFonts w:ascii="Times New Roman" w:hAnsi="Times New Roman" w:cs="Times New Roman"/>
         </w:rPr>
         <w:t>Fig. 8.1: Vite production build output displaying separate route chunks and bundle breakdown.</w:t>
       </w:r>
     </w:p>
     <w:p>
       <w:pPr>
-        <w:spacing w:before="280" w:after="120"/>
+        <w:spacing w:before="240" w:after="80"/>
       </w:pPr>
       <w:r>
         <w:rPr>
+          <w:rFonts w:ascii="Times New Roman" w:hAnsi="Times New Roman"/>
           <w:b/>
-          <w:sz w:val="40"/>
+          <w:i w:val="0"/>
+          <w:color w:val="0F172A"/>
+          <w:sz w:val="32"/>
+          <w:rFonts w:ascii="Times New Roman" w:hAnsi="Times New Roman" w:cs="Times New Roman"/>
         </w:rPr>
         <w:t>8. Testing and Verification</w:t>
       </w:r>
     </w:p>
     <w:p>
       <w:pPr>
-        <w:pStyle w:val="ListParagraph"/>
+        <w:pStyle w:val="ListBullet"/>
         <w:spacing w:after="60" w:line="276" w:lineRule="auto"/>
       </w:pPr>
       <w:r>
         <w:rPr>
+          <w:rFonts w:ascii="Times New Roman" w:hAnsi="Times New Roman"/>
+          <w:b w:val="0"/>
+          <w:i w:val="0"/>
+          <w:color w:val="1E293B"/>
           <w:sz w:val="22"/>
+          <w:rFonts w:ascii="Times New Roman" w:hAnsi="Times New Roman" w:cs="Times New Roman"/>
         </w:rPr>
         <w:t>Test 1: npm run build successfully compiles discrete chunk files. [PASS]</w:t>
       </w:r>
     </w:p>
     <w:p>
       <w:pPr>
-        <w:pStyle w:val="ListParagraph"/>
+        <w:pStyle w:val="ListBullet"/>
         <w:spacing w:after="60" w:line="276" w:lineRule="auto"/>
       </w:pPr>
       <w:r>
         <w:rPr>
+          <w:rFonts w:ascii="Times New Roman" w:hAnsi="Times New Roman"/>
+          <w:b w:val="0"/>
+          <w:i w:val="0"/>
+          <w:color w:val="1E293B"/>
           <w:sz w:val="22"/>
+          <w:rFonts w:ascii="Times New Roman" w:hAnsi="Times New Roman" w:cs="Times New Roman"/>
         </w:rPr>
         <w:t>Test 2: Initial download payload decreased from 272 kB to 243 kB (~11% reduction). [PASS]</w:t>
       </w:r>
     </w:p>
     <w:p>
       <w:pPr>
-        <w:pStyle w:val="ListParagraph"/>
+        <w:pStyle w:val="ListBullet"/>
         <w:spacing w:after="60" w:line="276" w:lineRule="auto"/>
       </w:pPr>
       <w:r>
         <w:rPr>
+          <w:rFonts w:ascii="Times New Roman" w:hAnsi="Times New Roman"/>
+          <w:b w:val="0"/>
+          <w:i w:val="0"/>
+          <w:color w:val="1E293B"/>
           <w:sz w:val="22"/>
+          <w:rFonts w:ascii="Times New Roman" w:hAnsi="Times New Roman" w:cs="Times New Roman"/>
         </w:rPr>
         <w:t>Test 3: Suspense renders skeleton fallback smoothly during simulated 3G network throttling. [PASS]</w:t>
       </w:r>
     </w:p>
     <w:p>
       <w:pPr>
-        <w:pStyle w:val="ListParagraph"/>
+        <w:pStyle w:val="ListBullet"/>
         <w:spacing w:after="60" w:line="276" w:lineRule="auto"/>
       </w:pPr>
       <w:r>
         <w:rPr>
+          <w:rFonts w:ascii="Times New Roman" w:hAnsi="Times New Roman"/>
+          <w:b w:val="0"/>
+          <w:i w:val="0"/>
+          <w:color w:val="1E293B"/>
           <w:sz w:val="22"/>
+          <w:rFonts w:ascii="Times New Roman" w:hAnsi="Times New Roman" w:cs="Times New Roman"/>
         </w:rPr>
         <w:t>Test 4: Heavy analytics chart chunk loads strictly upon user button toggle. [PASS]</w:t>
       </w:r>
     </w:p>
     <w:p>
       <w:pPr>
-        <w:spacing w:before="280" w:after="120"/>
+        <w:spacing w:before="240" w:after="80"/>
       </w:pPr>
       <w:r>
         <w:rPr>
+          <w:rFonts w:ascii="Times New Roman" w:hAnsi="Times New Roman"/>
           <w:b/>
-          <w:sz w:val="40"/>
+          <w:i w:val="0"/>
+          <w:color w:val="0F172A"/>
+          <w:sz w:val="32"/>
+          <w:rFonts w:ascii="Times New Roman" w:hAnsi="Times New Roman" w:cs="Times New Roman"/>
         </w:rPr>
         <w:t>9. Key Questions and Answers (Viva Preparation)</w:t>
       </w:r>
@@ -535,21 +779,30 @@
       </w:pPr>
       <w:r>
         <w:rPr>
+          <w:rFonts w:ascii="Times New Roman" w:hAnsi="Times New Roman"/>
           <w:b/>
+          <w:i w:val="0"/>
+          <w:color w:val="0F172A"/>
           <w:sz w:val="22"/>
+          <w:rFonts w:ascii="Times New Roman" w:hAnsi="Times New Roman" w:cs="Times New Roman"/>
         </w:rPr>
-        <w:t>Q: What is the difference between an initial bundle and a lazy-loaded chunk?</w:t>
+        <w:t>Q1. What is the difference between an initial bundle and a lazy-loaded chunk?</w:t>
       </w:r>
     </w:p>
     <w:p>
       <w:pPr>
-        <w:spacing w:after="120"/>
+        <w:spacing w:after="120" w:line="276" w:lineRule="auto"/>
       </w:pPr>
       <w:r>
         <w:rPr>
+          <w:rFonts w:ascii="Times New Roman" w:hAnsi="Times New Roman"/>
+          <w:b w:val="0"/>
+          <w:i w:val="0"/>
+          <w:color w:val="334155"/>
           <w:sz w:val="22"/>
+          <w:rFonts w:ascii="Times New Roman" w:hAnsi="Times New Roman" w:cs="Times New Roman"/>
         </w:rPr>
-        <w:t>A: The initial bundle contains critical shell code required to render the application frame immediately. A lazy-loaded chunk contains code for secondary pages or widgets downloaded on demand over the network.</w:t>
+        <w:t>Ans: The initial bundle contains critical shell code required to render the application frame immediately. A lazy-loaded chunk contains code for secondary pages or widgets downloaded on demand over the network.</w:t>
       </w:r>
     </w:p>
     <w:p>
@@ -558,21 +811,30 @@
       </w:pPr>
       <w:r>
         <w:rPr>
+          <w:rFonts w:ascii="Times New Roman" w:hAnsi="Times New Roman"/>
           <w:b/>
+          <w:i w:val="0"/>
+          <w:color w:val="0F172A"/>
           <w:sz w:val="22"/>
+          <w:rFonts w:ascii="Times New Roman" w:hAnsi="Times New Roman" w:cs="Times New Roman"/>
         </w:rPr>
-        <w:t>Q: Why does lazy loading improve perceived performance even if total downloaded code remains similar?</w:t>
+        <w:t>Q2. Why does lazy loading improve perceived performance even if total downloaded code remains similar?</w:t>
       </w:r>
     </w:p>
     <w:p>
       <w:pPr>
-        <w:spacing w:after="120"/>
+        <w:spacing w:after="120" w:line="276" w:lineRule="auto"/>
       </w:pPr>
       <w:r>
         <w:rPr>
+          <w:rFonts w:ascii="Times New Roman" w:hAnsi="Times New Roman"/>
+          <w:b w:val="0"/>
+          <w:i w:val="0"/>
+          <w:color w:val="334155"/>
           <w:sz w:val="22"/>
+          <w:rFonts w:ascii="Times New Roman" w:hAnsi="Times New Roman" w:cs="Times New Roman"/>
         </w:rPr>
-        <w:t>A: Users experience a faster First Contentful Paint because the browser does not need to download, parse, and execute code for unused pages during initial visit.</w:t>
+        <w:t>Ans: Users experience a faster First Contentful Paint because the browser does not need to download, parse, and execute code for unused pages during initial visit.</w:t>
       </w:r>
     </w:p>
     <w:p>
@@ -581,153 +843,14 @@
       </w:pPr>
       <w:r>
         <w:rPr>
+          <w:rFonts w:ascii="Times New Roman" w:hAnsi="Times New Roman"/>
           <w:b/>
+          <w:i w:val="0"/>
+          <w:color w:val="0F172A"/>
           <w:sz w:val="22"/>
+          <w:rFonts w:ascii="Times New Roman" w:hAnsi="Times New Roman" w:cs="Times New Roman"/>
         </w:rPr>
-        <w:t>Q: In what scenario would code splitting not be recommended?</w:t>
-      </w:r>
-    </w:p>
-    <w:p>
-      <w:pPr>
-        <w:spacing w:after="120"/>
-      </w:pPr>
-      <w:r>
-        <w:rPr>
-          <w:sz w:val="22"/>
-        </w:rPr>
-        <w:t>A: In very small web applications (under 50 kB total script size), code splitting introduces unnecessary HTTP network overhead and request latency that outweighs the minimal bundle reduction.</w:t>
-      </w:r>
-    </w:p>
-    <w:p>
-      <w:pPr>
-        <w:spacing w:before="280" w:after="120"/>
-      </w:pPr>
-      <w:r>
-        <w:rPr>
-          <w:b/>
-          <w:sz w:val="40"/>
-        </w:rPr>
-        <w:t>10. Common Errors and Troubleshooting Guide</w:t>
-      </w:r>
-    </w:p>
-    <w:p>
-      <w:pPr>
-        <w:pStyle w:val="ListParagraph"/>
-        <w:spacing w:after="60" w:line="276" w:lineRule="auto"/>
-      </w:pPr>
-      <w:r>
-        <w:rPr>
-          <w:sz w:val="22"/>
-        </w:rPr>
-        <w:t>Issue: Element type is invalid error</w:t>
-      </w:r>
-    </w:p>
-    <w:p>
-      <w:pPr>
-        <w:pStyle w:val="ListParagraph"/>
-        <w:spacing w:after="60" w:line="276" w:lineRule="auto"/>
-      </w:pPr>
-      <w:r>
-        <w:rPr>
-          <w:sz w:val="22"/>
-        </w:rPr>
-        <w:t xml:space="preserve">  • Likely Cause: Lazy-loaded component not exported as default</w:t>
-      </w:r>
-    </w:p>
-    <w:p>
-      <w:pPr>
-        <w:pStyle w:val="ListParagraph"/>
-        <w:spacing w:after="60" w:line="276" w:lineRule="auto"/>
-      </w:pPr>
-      <w:r>
-        <w:rPr>
-          <w:sz w:val="22"/>
-        </w:rPr>
-        <w:t xml:space="preserve">  • Resolution / Fix: Ensure the component file uses export default ComponentName.</w:t>
-      </w:r>
-    </w:p>
-    <w:p>
-      <w:pPr>
-        <w:pStyle w:val="ListParagraph"/>
-        <w:spacing w:after="60" w:line="276" w:lineRule="auto"/>
-      </w:pPr>
-      <w:r>
-        <w:rPr>
-          <w:sz w:val="22"/>
-        </w:rPr>
-        <w:t>Issue: No separate chunk files after build</w:t>
-      </w:r>
-    </w:p>
-    <w:p>
-      <w:pPr>
-        <w:pStyle w:val="ListParagraph"/>
-        <w:spacing w:after="60" w:line="276" w:lineRule="auto"/>
-      </w:pPr>
-      <w:r>
-        <w:rPr>
-          <w:sz w:val="22"/>
-        </w:rPr>
-        <w:t xml:space="preserve">  • Likely Cause: Component statically imported elsewhere in the file</w:t>
-      </w:r>
-    </w:p>
-    <w:p>
-      <w:pPr>
-        <w:pStyle w:val="ListParagraph"/>
-        <w:spacing w:after="60" w:line="276" w:lineRule="auto"/>
-      </w:pPr>
-      <w:r>
-        <w:rPr>
-          <w:sz w:val="22"/>
-        </w:rPr>
-        <w:t xml:space="preserve">  • Resolution / Fix: Remove top-level static imports for components loaded via React.lazy().</w:t>
-      </w:r>
-    </w:p>
-    <w:p>
-      <w:pPr>
-        <w:pStyle w:val="ListParagraph"/>
-        <w:spacing w:after="60" w:line="276" w:lineRule="auto"/>
-      </w:pPr>
-      <w:r>
-        <w:rPr>
-          <w:sz w:val="22"/>
-        </w:rPr>
-        <w:t>Issue: Entire app flickers into loading fallback</w:t>
-      </w:r>
-    </w:p>
-    <w:p>
-      <w:pPr>
-        <w:pStyle w:val="ListParagraph"/>
-        <w:spacing w:after="60" w:line="276" w:lineRule="auto"/>
-      </w:pPr>
-      <w:r>
-        <w:rPr>
-          <w:sz w:val="22"/>
-        </w:rPr>
-        <w:t xml:space="preserve">  • Likely Cause: Suspense wraps the entire App shell instead of the Routes block</w:t>
-      </w:r>
-    </w:p>
-    <w:p>
-      <w:pPr>
-        <w:pStyle w:val="ListParagraph"/>
-        <w:spacing w:after="60" w:line="276" w:lineRule="auto"/>
-      </w:pPr>
-      <w:r>
-        <w:rPr>
-          <w:sz w:val="22"/>
-        </w:rPr>
-        <w:t xml:space="preserve">  • Resolution / Fix: Move &lt;Suspense&gt; to wrap only the inner &lt;Routes&gt; component.</w:t>
-      </w:r>
-    </w:p>
-    <w:p>
-      <w:pPr>
-        <w:spacing w:before="280" w:after="120"/>
-      </w:pPr>
-      <w:r>
-        <w:rPr>
-          <w:b/>
-          <w:sz w:val="40"/>
-        </w:rPr>
-        <w:t>11. Learning Outcome</w:t>
+        <w:t>Q3. In what scenario would code splitting not be recommended?</w:t>
       </w:r>
     </w:p>
     <w:p>
@@ -736,42 +859,305 @@
       </w:pPr>
       <w:r>
         <w:rPr>
+          <w:rFonts w:ascii="Times New Roman" w:hAnsi="Times New Roman"/>
+          <w:b w:val="0"/>
+          <w:i w:val="0"/>
+          <w:color w:val="334155"/>
           <w:sz w:val="22"/>
+          <w:rFonts w:ascii="Times New Roman" w:hAnsi="Times New Roman" w:cs="Times New Roman"/>
+        </w:rPr>
+        <w:t>Ans: In very small web applications (under 50 kB total script size), code splitting introduces unnecessary HTTP network overhead and request latency that outweighs the minimal bundle reduction.</w:t>
+      </w:r>
+    </w:p>
+    <w:p>
+      <w:pPr>
+        <w:spacing w:before="240" w:after="80"/>
+      </w:pPr>
+      <w:r>
+        <w:rPr>
+          <w:rFonts w:ascii="Times New Roman" w:hAnsi="Times New Roman"/>
+          <w:b/>
+          <w:i w:val="0"/>
+          <w:color w:val="0F172A"/>
+          <w:sz w:val="32"/>
+          <w:rFonts w:ascii="Times New Roman" w:hAnsi="Times New Roman" w:cs="Times New Roman"/>
+        </w:rPr>
+        <w:t>10. Common Errors and Troubleshooting Guide</w:t>
+      </w:r>
+    </w:p>
+    <w:p>
+      <w:pPr>
+        <w:pStyle w:val="ListBullet"/>
+        <w:spacing w:after="60" w:line="276" w:lineRule="auto"/>
+      </w:pPr>
+      <w:r>
+        <w:rPr>
+          <w:rFonts w:ascii="Times New Roman" w:hAnsi="Times New Roman"/>
+          <w:b w:val="0"/>
+          <w:i w:val="0"/>
+          <w:color w:val="1E293B"/>
+          <w:sz w:val="22"/>
+          <w:rFonts w:ascii="Times New Roman" w:hAnsi="Times New Roman" w:cs="Times New Roman"/>
+        </w:rPr>
+        <w:t>Issue: Element type is invalid error</w:t>
+      </w:r>
+    </w:p>
+    <w:p>
+      <w:pPr>
+        <w:pStyle w:val="ListBullet"/>
+        <w:spacing w:after="60" w:line="276" w:lineRule="auto"/>
+      </w:pPr>
+      <w:r>
+        <w:rPr>
+          <w:rFonts w:ascii="Times New Roman" w:hAnsi="Times New Roman"/>
+          <w:b w:val="0"/>
+          <w:i w:val="0"/>
+          <w:color w:val="1E293B"/>
+          <w:sz w:val="22"/>
+          <w:rFonts w:ascii="Times New Roman" w:hAnsi="Times New Roman" w:cs="Times New Roman"/>
+        </w:rPr>
+        <w:t xml:space="preserve">  • Likely Cause: Lazy-loaded component not exported as default</w:t>
+      </w:r>
+    </w:p>
+    <w:p>
+      <w:pPr>
+        <w:pStyle w:val="ListBullet"/>
+        <w:spacing w:after="60" w:line="276" w:lineRule="auto"/>
+      </w:pPr>
+      <w:r>
+        <w:rPr>
+          <w:rFonts w:ascii="Times New Roman" w:hAnsi="Times New Roman"/>
+          <w:b w:val="0"/>
+          <w:i w:val="0"/>
+          <w:color w:val="1E293B"/>
+          <w:sz w:val="22"/>
+          <w:rFonts w:ascii="Times New Roman" w:hAnsi="Times New Roman" w:cs="Times New Roman"/>
+        </w:rPr>
+        <w:t xml:space="preserve">  • Resolution / Fix: Ensure the component file uses export default ComponentName.</w:t>
+      </w:r>
+    </w:p>
+    <w:p>
+      <w:pPr>
+        <w:pStyle w:val="ListBullet"/>
+        <w:spacing w:after="60" w:line="276" w:lineRule="auto"/>
+      </w:pPr>
+      <w:r>
+        <w:rPr>
+          <w:rFonts w:ascii="Times New Roman" w:hAnsi="Times New Roman"/>
+          <w:b w:val="0"/>
+          <w:i w:val="0"/>
+          <w:color w:val="1E293B"/>
+          <w:sz w:val="22"/>
+          <w:rFonts w:ascii="Times New Roman" w:hAnsi="Times New Roman" w:cs="Times New Roman"/>
+        </w:rPr>
+        <w:t>Issue: No separate chunk files after build</w:t>
+      </w:r>
+    </w:p>
+    <w:p>
+      <w:pPr>
+        <w:pStyle w:val="ListBullet"/>
+        <w:spacing w:after="60" w:line="276" w:lineRule="auto"/>
+      </w:pPr>
+      <w:r>
+        <w:rPr>
+          <w:rFonts w:ascii="Times New Roman" w:hAnsi="Times New Roman"/>
+          <w:b w:val="0"/>
+          <w:i w:val="0"/>
+          <w:color w:val="1E293B"/>
+          <w:sz w:val="22"/>
+          <w:rFonts w:ascii="Times New Roman" w:hAnsi="Times New Roman" w:cs="Times New Roman"/>
+        </w:rPr>
+        <w:t xml:space="preserve">  • Likely Cause: Component statically imported elsewhere in the file</w:t>
+      </w:r>
+    </w:p>
+    <w:p>
+      <w:pPr>
+        <w:pStyle w:val="ListBullet"/>
+        <w:spacing w:after="60" w:line="276" w:lineRule="auto"/>
+      </w:pPr>
+      <w:r>
+        <w:rPr>
+          <w:rFonts w:ascii="Times New Roman" w:hAnsi="Times New Roman"/>
+          <w:b w:val="0"/>
+          <w:i w:val="0"/>
+          <w:color w:val="1E293B"/>
+          <w:sz w:val="22"/>
+          <w:rFonts w:ascii="Times New Roman" w:hAnsi="Times New Roman" w:cs="Times New Roman"/>
+        </w:rPr>
+        <w:t xml:space="preserve">  • Resolution / Fix: Remove top-level static imports for components loaded via React.lazy().</w:t>
+      </w:r>
+    </w:p>
+    <w:p>
+      <w:pPr>
+        <w:pStyle w:val="ListBullet"/>
+        <w:spacing w:after="60" w:line="276" w:lineRule="auto"/>
+      </w:pPr>
+      <w:r>
+        <w:rPr>
+          <w:rFonts w:ascii="Times New Roman" w:hAnsi="Times New Roman"/>
+          <w:b w:val="0"/>
+          <w:i w:val="0"/>
+          <w:color w:val="1E293B"/>
+          <w:sz w:val="22"/>
+          <w:rFonts w:ascii="Times New Roman" w:hAnsi="Times New Roman" w:cs="Times New Roman"/>
+        </w:rPr>
+        <w:t>Issue: Entire app flickers into loading fallback</w:t>
+      </w:r>
+    </w:p>
+    <w:p>
+      <w:pPr>
+        <w:pStyle w:val="ListBullet"/>
+        <w:spacing w:after="60" w:line="276" w:lineRule="auto"/>
+      </w:pPr>
+      <w:r>
+        <w:rPr>
+          <w:rFonts w:ascii="Times New Roman" w:hAnsi="Times New Roman"/>
+          <w:b w:val="0"/>
+          <w:i w:val="0"/>
+          <w:color w:val="1E293B"/>
+          <w:sz w:val="22"/>
+          <w:rFonts w:ascii="Times New Roman" w:hAnsi="Times New Roman" w:cs="Times New Roman"/>
+        </w:rPr>
+        <w:t xml:space="preserve">  • Likely Cause: Suspense wraps the entire App shell instead of the Routes block</w:t>
+      </w:r>
+    </w:p>
+    <w:p>
+      <w:pPr>
+        <w:pStyle w:val="ListBullet"/>
+        <w:spacing w:after="60" w:line="276" w:lineRule="auto"/>
+      </w:pPr>
+      <w:r>
+        <w:rPr>
+          <w:rFonts w:ascii="Times New Roman" w:hAnsi="Times New Roman"/>
+          <w:b w:val="0"/>
+          <w:i w:val="0"/>
+          <w:color w:val="1E293B"/>
+          <w:sz w:val="22"/>
+          <w:rFonts w:ascii="Times New Roman" w:hAnsi="Times New Roman" w:cs="Times New Roman"/>
+        </w:rPr>
+        <w:t xml:space="preserve">  • Resolution / Fix: Move &lt;Suspense&gt; to wrap only the inner &lt;Routes&gt; component.</w:t>
+      </w:r>
+    </w:p>
+    <w:p>
+      <w:pPr>
+        <w:spacing w:before="240" w:after="80"/>
+      </w:pPr>
+      <w:r>
+        <w:rPr>
+          <w:rFonts w:ascii="Times New Roman" w:hAnsi="Times New Roman"/>
+          <w:b/>
+          <w:i w:val="0"/>
+          <w:color w:val="0F172A"/>
+          <w:sz w:val="32"/>
+          <w:rFonts w:ascii="Times New Roman" w:hAnsi="Times New Roman" w:cs="Times New Roman"/>
+        </w:rPr>
+        <w:t>11. Learning Outcome</w:t>
+      </w:r>
+    </w:p>
+    <w:p>
+      <w:pPr>
+        <w:spacing w:after="80" w:line="276" w:lineRule="auto"/>
+      </w:pPr>
+      <w:r>
+        <w:rPr>
+          <w:rFonts w:ascii="Times New Roman" w:hAnsi="Times New Roman"/>
+          <w:b w:val="0"/>
+          <w:i w:val="0"/>
+          <w:color w:val="1E293B"/>
+          <w:sz w:val="22"/>
+          <w:rFonts w:ascii="Times New Roman" w:hAnsi="Times New Roman" w:cs="Times New Roman"/>
         </w:rPr>
         <w:t>I successfully applied route-based and component-based code splitting using React.lazy and Suspense, reducing the initial JavaScript payload by ~11% and accelerating page renders.</w:t>
       </w:r>
     </w:p>
     <w:p>
       <w:pPr>
-        <w:spacing w:before="280" w:after="120"/>
+        <w:spacing w:before="240" w:after="80"/>
       </w:pPr>
       <w:r>
         <w:rPr>
+          <w:rFonts w:ascii="Times New Roman" w:hAnsi="Times New Roman"/>
           <w:b/>
-          <w:sz w:val="40"/>
+          <w:i w:val="0"/>
+          <w:color w:val="0F172A"/>
+          <w:sz w:val="32"/>
+          <w:rFonts w:ascii="Times New Roman" w:hAnsi="Times New Roman" w:cs="Times New Roman"/>
         </w:rPr>
         <w:t>12. Student Reflection</w:t>
       </w:r>
     </w:p>
     <w:p>
       <w:pPr>
-        <w:spacing w:after="120" w:line="276" w:lineRule="auto"/>
+        <w:spacing w:after="80" w:line="276" w:lineRule="auto"/>
       </w:pPr>
       <w:r>
         <w:rPr>
+          <w:rFonts w:ascii="Times New Roman" w:hAnsi="Times New Roman"/>
+          <w:b w:val="0"/>
+          <w:i w:val="0"/>
+          <w:color w:val="1E293B"/>
           <w:sz w:val="22"/>
+          <w:rFonts w:ascii="Times New Roman" w:hAnsi="Times New Roman" w:cs="Times New Roman"/>
         </w:rPr>
         <w:t>Analyzing build chunk manifests in Vite provided concrete insights into modern bundler optimization and production asset packaging.</w:t>
       </w:r>
     </w:p>
     <w:sectPr>
+      <w:headerReference w:type="default" r:id="rId9"/>
+      <w:footerReference w:type="default" r:id="rId10"/>
       <w:pgSz w:w="12240" w:h="15840"/>
-      <w:pgMar w:top="1080" w:right="1080" w:bottom="1080" w:left="1080" w:header="720" w:footer="720" w:gutter="0"/>
+      <w:pgMar w:top="936" w:right="1080" w:bottom="936" w:left="1080" w:header="720" w:footer="720" w:gutter="0"/>
       <w:cols w:space="720"/>
       <w:docGrid w:linePitch="360"/>
     </w:sectPr>
   </w:body>
 </w:document>
+</file>
+
+<file path=word/footer1.xml><?xml version="1.0" encoding="utf-8"?>
+<w:ftr xmlns:m="http://schemas.openxmlformats.org/officeDocument/2006/math" xmlns:mc="http://schemas.openxmlformats.org/markup-compatibility/2006" xmlns:mo="http://schemas.microsoft.com/office/mac/office/2008/main" xmlns:mv="urn:schemas-microsoft-com:mac:vml" xmlns:o="urn:schemas-microsoft-com:office:office" xmlns:r="http://schemas.openxmlformats.org/officeDocument/2006/relationships" xmlns:v="urn:schemas-microsoft-com:vml" xmlns:w10="urn:schemas-microsoft-com:office:word" xmlns:w14="http://schemas.microsoft.com/office/word/2010/wordml" xmlns:w="http://schemas.openxmlformats.org/wordprocessingml/2006/main" xmlns:wne="http://schemas.microsoft.com/office/word/2006/wordml" xmlns:wp14="http://schemas.microsoft.com/office/word/2010/wordprocessingDrawing" xmlns:wp="http://schemas.openxmlformats.org/drawingml/2006/wordprocessingDrawing" xmlns:wpc="http://schemas.microsoft.com/office/word/2010/wordprocessingCanvas" xmlns:wpg="http://schemas.microsoft.com/office/word/2010/wordprocessingGroup" xmlns:wpi="http://schemas.microsoft.com/office/word/2010/wordprocessingInk" xmlns:wps="http://schemas.microsoft.com/office/word/2010/wordprocessingShape" mc:Ignorable="w14 wp14">
+  <w:p>
+    <w:pPr>
+      <w:pStyle w:val="Footer"/>
+      <w:jc w:val="center"/>
+    </w:pPr>
+    <w:r/>
+    <w:r>
+      <w:rPr>
+        <w:rFonts w:ascii="Times New Roman" w:hAnsi="Times New Roman"/>
+        <w:b w:val="0"/>
+        <w:i/>
+        <w:color w:val="64748B"/>
+        <w:sz w:val="19"/>
+        <w:rFonts w:ascii="Times New Roman" w:hAnsi="Times New Roman" w:cs="Times New Roman"/>
+      </w:rPr>
+      <w:t>24DIT021 | CHARUSAT DEPSTAR IT</w:t>
+    </w:r>
+  </w:p>
+</w:ftr>
+</file>
+
+<file path=word/header1.xml><?xml version="1.0" encoding="utf-8"?>
+<w:hdr xmlns:m="http://schemas.openxmlformats.org/officeDocument/2006/math" xmlns:mc="http://schemas.openxmlformats.org/markup-compatibility/2006" xmlns:mo="http://schemas.microsoft.com/office/mac/office/2008/main" xmlns:mv="urn:schemas-microsoft-com:mac:vml" xmlns:o="urn:schemas-microsoft-com:office:office" xmlns:r="http://schemas.openxmlformats.org/officeDocument/2006/relationships" xmlns:v="urn:schemas-microsoft-com:vml" xmlns:w10="urn:schemas-microsoft-com:office:word" xmlns:w14="http://schemas.microsoft.com/office/word/2010/wordml" xmlns:w="http://schemas.openxmlformats.org/wordprocessingml/2006/main" xmlns:wne="http://schemas.microsoft.com/office/word/2006/wordml" xmlns:wp14="http://schemas.microsoft.com/office/word/2010/wordprocessingDrawing" xmlns:wp="http://schemas.openxmlformats.org/drawingml/2006/wordprocessingDrawing" xmlns:wpc="http://schemas.microsoft.com/office/word/2010/wordprocessingCanvas" xmlns:wpg="http://schemas.microsoft.com/office/word/2010/wordprocessingGroup" xmlns:wpi="http://schemas.microsoft.com/office/word/2010/wordprocessingInk" xmlns:wps="http://schemas.microsoft.com/office/word/2010/wordprocessingShape" mc:Ignorable="w14 wp14">
+  <w:p>
+    <w:pPr>
+      <w:pStyle w:val="Header"/>
+      <w:jc w:val="right"/>
+    </w:pPr>
+    <w:r/>
+    <w:r>
+      <w:rPr>
+        <w:rFonts w:ascii="Times New Roman" w:hAnsi="Times New Roman"/>
+        <w:b/>
+        <w:i w:val="0"/>
+        <w:color w:val="475569"/>
+        <w:sz w:val="20"/>
+        <w:rFonts w:ascii="Times New Roman" w:hAnsi="Times New Roman" w:cs="Times New Roman"/>
+      </w:rPr>
+      <w:t>24DIT021</w:t>
+    </w:r>
+  </w:p>
+</w:hdr>
 </file>
 
 <file path=word/numbering.xml><?xml version="1.0" encoding="utf-8"?>
